--- a/manuscripts/论文A初稿.docx
+++ b/manuscripts/论文A初稿.docx
@@ -279,6 +279,55 @@
     </w:p>
     <w:p>
       <w:pPr>
+        <w:spacing w:before="40" w:after="80" w:line="360" w:lineRule="auto"/>
+        <w:ind w:firstLine="420"/>
+        <w:jc w:val="both"/>
+      </w:pPr>
+      <w:r>
+        <w:rPr>
+          <w:rFonts w:ascii="Songti SC" w:hAnsi="Songti SC" w:eastAsia="Songti SC"/>
+          <w:b w:val="0"/>
+          <w:sz w:val="21"/>
+        </w:rPr>
+        <w:t>就 AI 人才而言，人工智能对就业的结构性影响已有实证——谢萌萌等（2020）发现人工智能对制造业低技能就业的影响呈非线性特征</w:t>
+      </w:r>
+      <w:r>
+        <w:rPr>
+          <w:rFonts w:ascii="Songti SC" w:hAnsi="Songti SC" w:eastAsia="Songti SC"/>
+          <w:b w:val="0"/>
+          <w:color w:val="185FA5"/>
+          <w:sz w:val="21"/>
+        </w:rPr>
+        <w:t>[9]</w:t>
+      </w:r>
+      <w:r>
+        <w:rPr>
+          <w:rFonts w:ascii="Songti SC" w:hAnsi="Songti SC" w:eastAsia="Songti SC"/>
+          <w:b w:val="0"/>
+          <w:sz w:val="21"/>
+        </w:rPr>
+        <w:t>；数字经济发展水平的测度与障碍因子诊断亦有探索</w:t>
+      </w:r>
+      <w:r>
+        <w:rPr>
+          <w:rFonts w:ascii="Songti SC" w:hAnsi="Songti SC" w:eastAsia="Songti SC"/>
+          <w:b w:val="0"/>
+          <w:color w:val="185FA5"/>
+          <w:sz w:val="21"/>
+        </w:rPr>
+        <w:t>[10]</w:t>
+      </w:r>
+      <w:r>
+        <w:rPr>
+          <w:rFonts w:ascii="Songti SC" w:hAnsi="Songti SC" w:eastAsia="Songti SC"/>
+          <w:b w:val="0"/>
+          <w:sz w:val="21"/>
+        </w:rPr>
+        <w:t>。但聚焦“AI 人才”的教育供给与产业需求匹配、并下沉到功能链环节的量化诊断仍显不足。</w:t>
+      </w:r>
+    </w:p>
+    <w:p>
+      <w:pPr>
         <w:spacing w:after="60" w:line="336" w:lineRule="auto"/>
         <w:ind w:left="360"/>
       </w:pPr>
@@ -298,7 +347,7 @@
           <w:color w:val="C05A1D"/>
           <w:sz w:val="19"/>
         </w:rPr>
-        <w:t>2.1 需补：人才供需匹配测度（如供需匹配指数、技能错配 mismatch）2—3 篇；产教融合/教育—产业协同的实证 2—3 篇；AI/数字人才的就业效应或供需研究 1—2 篇（搜索可见“人工智能就业效应”等主题真实存在，但须经 CNKI/期刊核出完整出处后引用）。</w:t>
+        <w:t>2.1 仍需补：人才供需匹配/技能错配测度 2—3 篇；产教融合/教育—产业协同的定量实证 2—3 篇（须经 CNKI 核出完整出处后引用）。</w:t>
       </w:r>
     </w:p>
     <w:p>
@@ -394,7 +443,56 @@
           <w:b w:val="0"/>
           <w:sz w:val="21"/>
         </w:rPr>
-        <w:t>在失调来源的诊断上，障碍度模型常与 CCD 配合使用，通过各指标对协调水平的“偏离贡献”识别关键短板（瓶颈），已被广泛应用于乡村振兴、城市韧性与数字经济等领域的协调诊断。</w:t>
+        <w:t>在教育领域，CCD 亦有应用——蔡文伯等（2022）以耦合协调度测度成渝地区双城经济圈高等教育—科技创新—经济发展的动态协同</w:t>
+      </w:r>
+      <w:r>
+        <w:rPr>
+          <w:rFonts w:ascii="Songti SC" w:hAnsi="Songti SC" w:eastAsia="Songti SC"/>
+          <w:b w:val="0"/>
+          <w:color w:val="185FA5"/>
+          <w:sz w:val="21"/>
+        </w:rPr>
+        <w:t>[8]</w:t>
+      </w:r>
+      <w:r>
+        <w:rPr>
+          <w:rFonts w:ascii="Songti SC" w:hAnsi="Songti SC" w:eastAsia="Songti SC"/>
+          <w:b w:val="0"/>
+          <w:sz w:val="21"/>
+        </w:rPr>
+        <w:t>，为本文将 CCD 用于“教育—产业”场景提供了直接参照。</w:t>
+      </w:r>
+    </w:p>
+    <w:p>
+      <w:pPr>
+        <w:spacing w:before="40" w:after="80" w:line="360" w:lineRule="auto"/>
+        <w:ind w:firstLine="420"/>
+        <w:jc w:val="both"/>
+      </w:pPr>
+      <w:r>
+        <w:rPr>
+          <w:rFonts w:ascii="Songti SC" w:hAnsi="Songti SC" w:eastAsia="Songti SC"/>
+          <w:b w:val="0"/>
+          <w:sz w:val="21"/>
+        </w:rPr>
+        <w:t>在失调来源的诊断上，障碍度模型常与 CCD 配合使用，通过各指标对协调水平的“偏离贡献”识别关键短板；该方法已被广泛应用于多领域诊断——如王彦杰等（2022）以熵值法赋权、障碍度模型诊断我国数字经济发展的主要障碍因子</w:t>
+      </w:r>
+      <w:r>
+        <w:rPr>
+          <w:rFonts w:ascii="Songti SC" w:hAnsi="Songti SC" w:eastAsia="Songti SC"/>
+          <w:b w:val="0"/>
+          <w:color w:val="185FA5"/>
+          <w:sz w:val="21"/>
+        </w:rPr>
+        <w:t>[10]</w:t>
+      </w:r>
+      <w:r>
+        <w:rPr>
+          <w:rFonts w:ascii="Songti SC" w:hAnsi="Songti SC" w:eastAsia="Songti SC"/>
+          <w:b w:val="0"/>
+          <w:sz w:val="21"/>
+        </w:rPr>
+        <w:t>。</w:t>
       </w:r>
     </w:p>
     <w:p>
@@ -418,7 +516,7 @@
           <w:color w:val="C05A1D"/>
           <w:sz w:val="19"/>
         </w:rPr>
-        <w:t>2.2 需补：①障碍度模型的方法学出处（其在中文文献中的奠基/规范引用，须核出完整出处）；②熵值法客观赋权的方法学出处；③CCD 在教育/科教领域应用的代表文献 1—2 篇。</w:t>
+        <w:t>2.2 可选补强：障碍度模型与熵值法的方法学奠基出处（本文暂以其规范应用文献为引）。</w:t>
       </w:r>
     </w:p>
     <w:p>
@@ -2040,6 +2138,48 @@
     </w:p>
     <w:p>
       <w:pPr>
+        <w:spacing w:after="60" w:line="312" w:lineRule="auto"/>
+        <w:ind w:left="432" w:hanging="432"/>
+      </w:pPr>
+      <w:r>
+        <w:rPr>
+          <w:rFonts w:ascii="Songti SC" w:hAnsi="Songti SC" w:eastAsia="Songti SC"/>
+          <w:b w:val="0"/>
+          <w:sz w:val="19"/>
+        </w:rPr>
+        <w:t>[8] 蔡文伯, 赵志强, 喻雪. 成渝地区双城经济圈高等教育—科技创新—经济发展动态耦合协同研究[J]. 西南大学学报（社会科学版）, 2022, 48(1): 130-143.</w:t>
+      </w:r>
+    </w:p>
+    <w:p>
+      <w:pPr>
+        <w:spacing w:after="60" w:line="312" w:lineRule="auto"/>
+        <w:ind w:left="432" w:hanging="432"/>
+      </w:pPr>
+      <w:r>
+        <w:rPr>
+          <w:rFonts w:ascii="Songti SC" w:hAnsi="Songti SC" w:eastAsia="Songti SC"/>
+          <w:b w:val="0"/>
+          <w:sz w:val="19"/>
+        </w:rPr>
+        <w:t>[9] 谢萌萌, 夏炎, 潘教峰, 郭剑锋. 人工智能、技术进步与低技能就业——基于中国制造业企业的实证研究[J]. 中国管理科学, 2020, 28(12): 54-66.</w:t>
+      </w:r>
+    </w:p>
+    <w:p>
+      <w:pPr>
+        <w:spacing w:after="60" w:line="312" w:lineRule="auto"/>
+        <w:ind w:left="432" w:hanging="432"/>
+      </w:pPr>
+      <w:r>
+        <w:rPr>
+          <w:rFonts w:ascii="Songti SC" w:hAnsi="Songti SC" w:eastAsia="Songti SC"/>
+          <w:b w:val="0"/>
+          <w:sz w:val="19"/>
+        </w:rPr>
+        <w:t>[10] 王彦杰, 高启杰, 杨瑞. 我国数字经济发展水平测度及障碍因子诊断研究[J]. 现代管理科学, 2022(3).（页码待补核）</w:t>
+      </w:r>
+    </w:p>
+    <w:p>
+      <w:pPr>
         <w:spacing w:after="60" w:line="336" w:lineRule="auto"/>
         <w:ind w:left="360"/>
       </w:pPr>
@@ -2059,7 +2199,7 @@
           <w:color w:val="C05A1D"/>
           <w:sz w:val="19"/>
         </w:rPr>
-        <w:t>尚需补充的文献类别（务必核出完整出处后再引、按上文【待补】各处对应补入）：①人才供需匹配/技能错配测度；②产教融合/教育—产业协同实证；③AI/数字人才就业效应；④障碍度模型方法学出处；⑤熵值法赋权方法学出处；⑥福建数字经济/AI 产业与人才缺口的权威数据来源；⑦CCD 在教育/科教领域的应用文献。</w:t>
+        <w:t>已补入并核实（见上 [8]—[10]）：CCD 教育应用[8]、AI 就业效应[9]、障碍度模型与熵值法应用[10]。尚需补充（务必核出完整出处后再引）：①人才供需匹配/技能错配测度；②产教融合/教育—产业协同定量实证；③福建数字经济/AI 产业与人才缺口的权威数据来源（脚注用）；④[10] 的起止页码待核补。</w:t>
       </w:r>
     </w:p>
     <w:p>

--- a/manuscripts/论文A初稿.docx
+++ b/manuscripts/论文A初稿.docx
@@ -1363,7 +1363,7 @@
           <w:b w:val="0"/>
           <w:sz w:val="21"/>
         </w:rPr>
-        <w:t>（4）边界约束的区域组合检验。区域协同不应在任意城市组合上比较，而须先确定“边界”（行政/规划/地理相邻），再在同规模随机组合（安慰剂参照）中看其分位——此即可变面积单元问题（MAUP）的要求</w:t>
+        <w:t>（4）边界约束的区域组合检验。区域协同不应在任意城市组合上比较，而须先确定“边界”（行政/规划/地理相邻），再在其同规模的全部随机组合中比较——这构成一个随机化（置换）检验：以“同规模全部城市组合”为零分布、以“该边界组合与随机组合无异”为原假设 H₀，其排名分位即置换检验经验 p 值的类比；先定边界再比较亦满足可变面积单元问题（MAUP）的要求</w:t>
       </w:r>
       <w:r>
         <w:rPr>
@@ -1398,6 +1398,67 @@
           <w:sz w:val="21"/>
         </w:rPr>
         <w:t>。区域聚合采人口加权；定义协同溢价 RSP=D_组−mean(D_i)、均衡改善度 BI=mean|E_i−I_i|−|E_组−I_组|，以 BI 为协同互补主指标。</w:t>
+      </w:r>
+    </w:p>
+    <w:p>
+      <w:pPr>
+        <w:keepNext/>
+        <w:spacing w:before="160" w:after="100"/>
+      </w:pPr>
+      <w:r>
+        <w:rPr>
+          <w:rFonts w:ascii="Heiti SC" w:hAnsi="Heiti SC" w:eastAsia="Heiti SC"/>
+          <w:b/>
+          <w:color w:val="1F3A4A"/>
+          <w:sz w:val="25"/>
+        </w:rPr>
+        <w:t>3.4　识别立场与本文 claim</w:t>
+      </w:r>
+    </w:p>
+    <w:p>
+      <w:pPr>
+        <w:spacing w:before="40" w:after="80" w:line="360" w:lineRule="auto"/>
+        <w:ind w:firstLine="420"/>
+        <w:jc w:val="both"/>
+      </w:pPr>
+      <w:r>
+        <w:rPr>
+          <w:rFonts w:ascii="Songti SC" w:hAnsi="Songti SC" w:eastAsia="Songti SC"/>
+          <w:b w:val="0"/>
+          <w:sz w:val="21"/>
+        </w:rPr>
+        <w:t>本文为描述—测度性研究，明确不作因果宣称。原因有二：其一，教育（E）与产业（I）之间存在双向因果——教育因产业需求而扩张、产业亦向人才富集地集聚——任何单方程估计都难逃联立内生；其二，9 个设区市的样本量不足以支撑可信的因果识别。故本文克制于“把事实测准、把结构刻清”，将因果识别留待以现代产业学院等政策冲击为基础的后续研究（另文）。</w:t>
+      </w:r>
+    </w:p>
+    <w:p>
+      <w:pPr>
+        <w:spacing w:before="40" w:after="80" w:line="360" w:lineRule="auto"/>
+        <w:ind w:firstLine="420"/>
+        <w:jc w:val="both"/>
+      </w:pPr>
+      <w:r>
+        <w:rPr>
+          <w:rFonts w:ascii="Songti SC" w:hAnsi="Songti SC" w:eastAsia="Songti SC"/>
+          <w:b w:val="0"/>
+          <w:sz w:val="21"/>
+        </w:rPr>
+        <w:t>据此，本文严格主张的是三类“可被证伪的典型事实”——双核—腹地的二元结构、整体协调所掩盖的链节断裂、区域协同对“边界”的依赖——而非任何因果效应。相应地，测度类研究的效度威胁不在“内生性”（无待估系数可言内生），而在</w:t>
+      </w:r>
+      <w:r>
+        <w:rPr>
+          <w:rFonts w:ascii="Songti SC" w:hAnsi="Songti SC" w:eastAsia="Songti SC"/>
+          <w:b/>
+          <w:sz w:val="21"/>
+        </w:rPr>
+        <w:t>构念效度与测量效度</w:t>
+      </w:r>
+      <w:r>
+        <w:rPr>
+          <w:rFonts w:ascii="Songti SC" w:hAnsi="Songti SC" w:eastAsia="Songti SC"/>
+          <w:b w:val="0"/>
+          <w:sz w:val="21"/>
+        </w:rPr>
+        <w:t>：零值地板、min-max 压缩、可变面积单元问题（MAUP）、口径选择。本文以双轨障碍、熵值法、多种耦合形式与三口径嵌套加以处理（见第五节），并对“是否超出随机”的判断采用置换检验作形式化推断（见 4.5）。凡涉及机制与因果者，本文仅作假设提出、不下断言，并在第六节给出面向后续因果识别的可检验假设。</w:t>
       </w:r>
     </w:p>
     <w:p>
@@ -1840,7 +1901,7 @@
           <w:b w:val="0"/>
           <w:sz w:val="21"/>
         </w:rPr>
-        <w:t>在 C(9,3)=84 个三市组合的安慰剂分布中（图 4），现实边界组合呈三种协同类型：福州—厦门“跨核互补”在两市组合中 D_S、BI 均列第 1（结构互补最强，但二者非地理相邻，定位为理论互补对照）；厦漳泉“互补型都市圈”BI 居前 7%（厦门产业领先 + 泉漳教育/承接相对偏强，并区后供需缺口缩小）；福州都市圈、闽东北“带动型”RSP 居同规模前 2—5%（由福州高水平拉动，但 BI 中低、互补不强）。</w:t>
+        <w:t>把同规模的全部城市组合作为随机化零分布，每个现实边界组合的排名分位即“其协同表现是否超出随机”的经验 p 值（图 4）。由此三种协同类型获得形式化推断：福州—厦门“跨核互补”的 D_S 与 BI 均列两市组合第 1（经验 p≈0.03），结构互补最强（但二者非地理相邻，定位为理论互补对照）；厦漳泉“互补型都市圈”BI 居前 7%（经验 p≈0.07，在 10% 水平上拒绝“与随机组合无异”的原假设），厦门产业领先叠加泉漳教育/承接相对偏强，使并区后供需缺口缩小；福州都市圈、闽东北“带动型”RSP 居同规模前 2—5%（经验 p≈0.05、0.02），由福州高水平拉动，但 BI 中低、互补不强。</w:t>
       </w:r>
     </w:p>
     <w:p>
@@ -1855,7 +1916,7 @@
           <w:b w:val="0"/>
           <w:sz w:val="21"/>
         </w:rPr>
-        <w:t>安慰剂分布本身亦给出一般规律：含核心市（福/厦）组合的 D_组均值（0.696）是纯腹地组合（0.292）的约 2.4 倍，纯腹地组合 BI 均值≈0（彼此组团几乎不产生均衡改善，最高 D 组仅 0.352、仍失调）；跨极（同时含教育领先与产业领先城市）组合 BI 均值为正、不跨极为负。这为“腹地弱联动”提供反事实证据：均衡改善来自“跨越教育领先↔产业领先”的镜像配对，腹地需接入核心而非“抱团取暖”。</w:t>
+        <w:t>零分布本身亦给出可证伪的一般规律：含核心市（福/厦）组合的 D_组均值（0.696）约为纯腹地组合（0.292）的 2.4 倍，纯腹地组合 BI 均值≈0（彼此组团几乎不产生均衡改善，最高 D_组仅 0.352、仍失调）；跨极（同时含教育领先与产业领先城市）组合 BI 均值为正、不跨极为负。这为“腹地弱联动”提供反事实式证据：均衡改善来自“跨越教育领先↔产业领先”的镜像配对，腹地需接入核心而非“抱团取暖”。</w:t>
       </w:r>
     </w:p>
     <w:p>
@@ -1871,7 +1932,7 @@
           <w:color w:val="555555"/>
           <w:sz w:val="20"/>
         </w:rPr>
-        <w:t>结论边界（重要）：以上为相对同规模随机参照的探索性信号，不证明因果协同；区域协同的因果机制仍需跨市人才流动、企业合作与产业链数据进一步验证。</w:t>
+        <w:t>claim 边界（重要）：置换检验回答的是“观测到的协同是否超出随机组合”，属随机化推断而非因果识别——它排除了“纯属偶然”，但不排除“选择性聚合”等机制。区域协同的因果效应仍需以政策冲击与跨市人才流动、企业合作数据另文识别（见第六节可检验假设）。</w:t>
       </w:r>
     </w:p>
     <w:p>
@@ -1987,6 +2048,21 @@
           <w:sz w:val="21"/>
         </w:rPr>
         <w:t>据此提出差异化政策建议：其一，双核应强化“跨核互补”，推动福州的教育优势与厦门的产业优势对接（如联合培养、产业飞地），而非各自重复布局；其二，腹地城市不宜“抱团取暖”，应优先接入核心都市圈、承接其溢出，同时针对其“整体发育不足”采取“基础设施 + 基础专业 + 基础产业”的整链培育；其三，对供给质量为真零的城市（如宁德），应以引进或共建一流专业建设点补质量短板，避免“有规模无质量”的扩张型供给。</w:t>
+      </w:r>
+    </w:p>
+    <w:p>
+      <w:pPr>
+        <w:spacing w:before="40" w:after="80" w:line="360" w:lineRule="auto"/>
+        <w:ind w:firstLine="420"/>
+        <w:jc w:val="both"/>
+      </w:pPr>
+      <w:r>
+        <w:rPr>
+          <w:rFonts w:ascii="Songti SC" w:hAnsi="Songti SC" w:eastAsia="Songti SC"/>
+          <w:b w:val="0"/>
+          <w:sz w:val="21"/>
+        </w:rPr>
+        <w:t>面向因果识别的可检验假设：本文的典型事实可直接转写为后续可证伪的因果命题，供以政策冲击识别（另文）——H1（产教融合的因果效应）：现代产业学院的设立显著提升受影响高校/地区的人才供给质量与产教匹配，可用其分批获批构造交叠 DiD 与事件研究检验；H2（金融的调节）：上述效应在金融发展水平更高的地区更强，可用三重差分检验；H3（核心—腹地异质）：政策效应对腹地城市更大抑或被双核虹吸，存在结构异质，可分组检验。三者均以现代产业学院获批名单、高校层面供给与毕业生匹配数据为识别基础，并以平行趋势、安慰剂与选择性偏误校正（PSM/交叠稳健估计量）保证可信度。</w:t>
       </w:r>
     </w:p>
     <w:p>

--- a/manuscripts/论文A初稿.docx
+++ b/manuscripts/论文A初稿.docx
@@ -1363,7 +1363,7 @@
           <w:b w:val="0"/>
           <w:sz w:val="21"/>
         </w:rPr>
-        <w:t>（4）边界约束的区域组合检验。区域协同不应在任意城市组合上比较，而须先确定“边界”（行政/规划/地理相邻），再在其同规模的全部随机组合中比较——这构成一个随机化（置换）检验：以“同规模全部城市组合”为零分布、以“该边界组合与随机组合无异”为原假设 H₀，其排名分位即置换检验经验 p 值的类比；先定边界再比较亦满足可变面积单元问题（MAUP）的要求</w:t>
+        <w:t>（4）边界约束的区域组合检验。区域协同不应在任意城市组合上比较，而须先确定“边界”（行政/规划/地理相邻），再在其同规模的全部组合中看其位置——这是一个置换/组合基准：以全部同规模组合的分布为参照，判断该边界组合的协同是否仅由组合方式使然（探索性，非显著性检验）；先定边界再比较亦满足可变面积单元问题（MAUP）的要求</w:t>
       </w:r>
       <w:r>
         <w:rPr>
@@ -1458,7 +1458,7 @@
           <w:b w:val="0"/>
           <w:sz w:val="21"/>
         </w:rPr>
-        <w:t>：零值地板、min-max 压缩、可变面积单元问题（MAUP）、口径选择。本文以双轨障碍、熵值法、多种耦合形式与三口径嵌套加以处理（见第五节），并对“是否超出随机”的判断采用置换检验作形式化推断（见 4.5）。凡涉及机制与因果者，本文仅作假设提出、不下断言，并在第六节给出面向后续因果识别的可检验假设。</w:t>
+        <w:t>：零值地板、min-max 压缩、可变面积单元问题（MAUP）、口径选择。本文以双轨障碍、熵值法、多种耦合形式与三口径嵌套加以处理（见第五节），并以全部同规模组合为参照、对“观测到的协同是否仅由组合方式使然”作探索性的组合基准判断（见 4.5）。凡涉及机制与因果者，本文仅作假设提出、不下断言，并在第六节给出面向后续因果识别的可检验假设。</w:t>
       </w:r>
     </w:p>
     <w:p>
@@ -1901,7 +1901,7 @@
           <w:b w:val="0"/>
           <w:sz w:val="21"/>
         </w:rPr>
-        <w:t>把同规模的全部城市组合作为随机化零分布，每个现实边界组合的排名分位即“其协同表现是否超出随机”的经验 p 值（图 4）。由此三种协同类型获得形式化推断：福州—厦门“跨核互补”的 D_S 与 BI 均列两市组合第 1（经验 p≈0.03），结构互补最强（但二者非地理相邻，定位为理论互补对照）；厦漳泉“互补型都市圈”BI 居前 7%（经验 p≈0.07，在 10% 水平上拒绝“与随机组合无异”的原假设），厦门产业领先叠加泉漳教育/承接相对偏强，使并区后供需缺口缩小；福州都市圈、闽东北“带动型”RSP 居同规模前 2—5%（经验 p≈0.05、0.02），由福州高水平拉动，但 BI 中低、互补不强。</w:t>
+        <w:t>以全部同规模城市组合为参照，看每个现实边界组合在其中的位置（分位），借此判断观测到的区域协同是否仅由组合方式使然——这是一个探索性的组合基准，而非显著性检验（图 4）。三种协同类型由此浮现：福州—厦门“跨核互补”的 D_S 与 BI 均列两市组合之首，结构互补最强（但二者非地理相邻，定位为理论互补对照）；厦漳泉“互补型都市圈”BI 在 84 个三市组合中居第 6（前 7%），厦门产业领先叠加泉漳教育/承接相对偏强，使并区后供需缺口缩小；福州都市圈、闽东北“带动型”RSP 在同规模组合中居前 2—5%，由福州高水平拉动，但 BI 中低、互补不强。</w:t>
       </w:r>
     </w:p>
     <w:p>
@@ -1916,7 +1916,7 @@
           <w:b w:val="0"/>
           <w:sz w:val="21"/>
         </w:rPr>
-        <w:t>零分布本身亦给出可证伪的一般规律：含核心市（福/厦）组合的 D_组均值（0.696）约为纯腹地组合（0.292）的 2.4 倍，纯腹地组合 BI 均值≈0（彼此组团几乎不产生均衡改善，最高 D_组仅 0.352、仍失调）；跨极（同时含教育领先与产业领先城市）组合 BI 均值为正、不跨极为负。这为“腹地弱联动”提供反事实式证据：均衡改善来自“跨越教育领先↔产业领先”的镜像配对，腹地需接入核心而非“抱团取暖”。</w:t>
+        <w:t>全部组合的分布本身亦给出可证伪的一般规律：含核心市（福/厦）组合的 D_组均值（0.696）约为纯腹地组合（0.292）的 2.4 倍，纯腹地组合 BI 均值≈0（彼此组团几乎不产生均衡改善，最高 D_组仅 0.352、仍失调）；跨极（同时含教育领先与产业领先城市）组合 BI 均值为正、不跨极为负。这为“腹地弱联动”提供反事实式证据：均衡改善来自“跨越教育领先↔产业领先”的镜像配对，腹地需接入核心而非“抱团取暖”。</w:t>
       </w:r>
     </w:p>
     <w:p>
@@ -1932,7 +1932,7 @@
           <w:color w:val="555555"/>
           <w:sz w:val="20"/>
         </w:rPr>
-        <w:t>claim 边界（重要）：置换检验回答的是“观测到的协同是否超出随机组合”，属随机化推断而非因果识别——它排除了“纯属偶然”，但不排除“选择性聚合”等机制。区域协同的因果效应仍需以政策冲击与跨市人才流动、企业合作数据另文识别（见第六节可检验假设）。</w:t>
+        <w:t>claim 边界（重要）：上述组合基准是描述性的——它显示现实边界组合相对全部可能组合是否“突出”，既不构成显著性检验，更不识别因果（分位高也可能源于选择性聚合等机制）。区域协同的因果效应仍需以政策冲击与跨市人才流动、企业合作数据另文识别（见第六节可检验假设）。</w:t>
       </w:r>
     </w:p>
     <w:p>

--- a/manuscripts/论文A初稿.docx
+++ b/manuscripts/论文A初稿.docx
@@ -11684,6 +11684,21 @@
           <w:sz w:val="21"/>
         </w:rPr>
         <w:t>最后需强调本文方法的可推广性与边界。功能链局部 CCD、双轨障碍诊断与边界约束组合基准三者并不依赖“教育—产业”这一特定情境，而可移植于任何“多环节、强空间异质”的区域系统协调测度（如“科技—金融—产业”“生态—经济—社会”）；其共同的方法论立场是：在用聚合指标下判断之前，先检验聚合是否掩盖了结构、标准化是否制造了假象、组合是否尊重了边界。就本文而言，这一立场带来的最重要结论是——福建 AI 人才供需的症结不在“量”而在“结构”，政策着力点应从“规模扩张”转向“链节疏通”与“核心—腹地的结构对接”。后续工作将沿第六节的可检验假设，以现代产业学院等政策冲击对这些结构性事实作因果检验。</w:t>
+      </w:r>
+    </w:p>
+    <w:p>
+      <w:pPr>
+        <w:spacing w:before="40" w:after="80" w:line="360" w:lineRule="auto"/>
+        <w:ind w:firstLine="420"/>
+        <w:jc w:val="both"/>
+      </w:pPr>
+      <w:r>
+        <w:rPr>
+          <w:rFonts w:ascii="Songti SC" w:hAnsi="Songti SC" w:eastAsia="Songti SC"/>
+          <w:b w:val="0"/>
+          <w:sz w:val="21"/>
+        </w:rPr>
+        <w:t>此外，本文构建了一套可复现的测算管道：从原始招生册、一流专业名单、门类 I 从业与专利数据的清洗归并，到四环节标准化、耦合协调度与障碍度测算、局部 CCD 与组合基准检验，再到图表的自动生成，全过程脚本化、可随面板更新而迭代。这既保证了本文 13 张表与 5 幅图数值的内部一致（均源自同一实跑结果），也为后续因果研究提供了统一、可追溯的测度底座——使“测度—诊断”与“识别—检验”两阶段建立在同一数据与口径之上，避免口径漂移带来的不可比。</w:t>
       </w:r>
     </w:p>
     <w:p>
